--- a/00-首页/题组Word/初赛模拟卷（老·I~IX）/真题版式/初赛模拟卷II（非有机·答案与解析版·真题版式）.docx
+++ b/00-首页/题组Word/初赛模拟卷（老·I~IX）/真题版式/初赛模拟卷II（非有机·答案与解析版·真题版式）.docx
@@ -15468,7 +15468,7 @@
       <w:r>
         <w:drawing>
           <wp:inline>
-            <wp:extent cx="3240000" cy="2893980"/>
+            <wp:extent cx="2015999" cy="1800699"/>
             <wp:effectExtent b="0" l="0" r="0" t="0"/>
             <wp:docPr descr="" title="" id="32" name="Picture"/>
             <a:graphic>
@@ -15489,7 +15489,7 @@
                   <pic:spPr bwMode="auto">
                     <a:xfrm>
                       <a:off x="0" y="0"/>
-                      <a:ext cx="3240000" cy="2893980"/>
+                      <a:ext cx="2015999" cy="1800699"/>
                     </a:xfrm>
                     <a:prstGeom prst="rect">
                       <a:avLst/>
@@ -18533,7 +18533,7 @@
       <w:r>
         <w:drawing>
           <wp:inline>
-            <wp:extent cx="3600000" cy="2537349"/>
+            <wp:extent cx="2520000" cy="1776144"/>
             <wp:effectExtent b="0" l="0" r="0" t="0"/>
             <wp:docPr descr="" title="" id="38" name="Picture"/>
             <a:graphic>
@@ -18554,7 +18554,7 @@
                   <pic:spPr bwMode="auto">
                     <a:xfrm>
                       <a:off x="0" y="0"/>
-                      <a:ext cx="3600000" cy="2537349"/>
+                      <a:ext cx="2520000" cy="1776144"/>
                     </a:xfrm>
                     <a:prstGeom prst="rect">
                       <a:avLst/>
@@ -18925,7 +18925,7 @@
       <w:r>
         <w:drawing>
           <wp:inline>
-            <wp:extent cx="2730500" cy="2413000"/>
+            <wp:extent cx="2015999" cy="1781581"/>
             <wp:effectExtent b="0" l="0" r="0" t="0"/>
             <wp:docPr descr="" title="" id="41" name="Picture"/>
             <a:graphic>
@@ -18946,7 +18946,7 @@
                   <pic:spPr bwMode="auto">
                     <a:xfrm>
                       <a:off x="0" y="0"/>
-                      <a:ext cx="2730500" cy="2413000"/>
+                      <a:ext cx="2015999" cy="1781581"/>
                     </a:xfrm>
                     <a:prstGeom prst="rect">
                       <a:avLst/>
@@ -20053,7 +20053,7 @@
       <w:r>
         <w:drawing>
           <wp:inline>
-            <wp:extent cx="3600000" cy="1770099"/>
+            <wp:extent cx="2520000" cy="1239069"/>
             <wp:effectExtent b="0" l="0" r="0" t="0"/>
             <wp:docPr descr="" title="" id="54" name="Picture"/>
             <a:graphic>
@@ -20074,7 +20074,7 @@
                   <pic:spPr bwMode="auto">
                     <a:xfrm>
                       <a:off x="0" y="0"/>
-                      <a:ext cx="3600000" cy="1770099"/>
+                      <a:ext cx="2520000" cy="1239069"/>
                     </a:xfrm>
                     <a:prstGeom prst="rect">
                       <a:avLst/>
@@ -20284,7 +20284,7 @@
       <w:r>
         <w:drawing>
           <wp:inline>
-            <wp:extent cx="3240000" cy="3064271"/>
+            <wp:extent cx="2015999" cy="1906657"/>
             <wp:effectExtent b="0" l="0" r="0" t="0"/>
             <wp:docPr descr="" title="" id="57" name="Picture"/>
             <a:graphic>
@@ -20305,7 +20305,7 @@
                   <pic:spPr bwMode="auto">
                     <a:xfrm>
                       <a:off x="0" y="0"/>
-                      <a:ext cx="3240000" cy="3064271"/>
+                      <a:ext cx="2015999" cy="1906657"/>
                     </a:xfrm>
                     <a:prstGeom prst="rect">
                       <a:avLst/>
@@ -20420,7 +20420,7 @@
       <w:r>
         <w:drawing>
           <wp:inline>
-            <wp:extent cx="3467100" cy="1460500"/>
+            <wp:extent cx="2520000" cy="1061538"/>
             <wp:effectExtent b="0" l="0" r="0" t="0"/>
             <wp:docPr descr="" title="" id="60" name="Picture"/>
             <a:graphic>
@@ -20441,7 +20441,7 @@
                   <pic:spPr bwMode="auto">
                     <a:xfrm>
                       <a:off x="0" y="0"/>
-                      <a:ext cx="3467100" cy="1460500"/>
+                      <a:ext cx="2520000" cy="1061538"/>
                     </a:xfrm>
                     <a:prstGeom prst="rect">
                       <a:avLst/>
@@ -20999,7 +20999,7 @@
       <w:r>
         <w:drawing>
           <wp:inline>
-            <wp:extent cx="2520000" cy="4540869"/>
+            <wp:extent cx="1318584" cy="2376000"/>
             <wp:effectExtent b="0" l="0" r="0" t="0"/>
             <wp:docPr descr="" title="" id="68" name="Picture"/>
             <a:graphic>
@@ -21020,7 +21020,7 @@
                   <pic:spPr bwMode="auto">
                     <a:xfrm>
                       <a:off x="0" y="0"/>
-                      <a:ext cx="2520000" cy="4540869"/>
+                      <a:ext cx="1318584" cy="2376000"/>
                     </a:xfrm>
                     <a:prstGeom prst="rect">
                       <a:avLst/>
@@ -21623,7 +21623,7 @@
       <w:r>
         <w:drawing>
           <wp:inline>
-            <wp:extent cx="3240000" cy="2972903"/>
+            <wp:extent cx="2015999" cy="1849806"/>
             <wp:effectExtent b="0" l="0" r="0" t="0"/>
             <wp:docPr descr="" title="" id="76" name="Picture"/>
             <a:graphic>
@@ -21644,7 +21644,7 @@
                   <pic:spPr bwMode="auto">
                     <a:xfrm>
                       <a:off x="0" y="0"/>
-                      <a:ext cx="3240000" cy="2972903"/>
+                      <a:ext cx="2015999" cy="1849806"/>
                     </a:xfrm>
                     <a:prstGeom prst="rect">
                       <a:avLst/>
@@ -21737,7 +21737,7 @@
       <w:r>
         <w:drawing>
           <wp:inline>
-            <wp:extent cx="2895600" cy="3111500"/>
+            <wp:extent cx="1876114" cy="2015999"/>
             <wp:effectExtent b="0" l="0" r="0" t="0"/>
             <wp:docPr descr="" title="" id="79" name="Picture"/>
             <a:graphic>
@@ -21758,7 +21758,7 @@
                   <pic:spPr bwMode="auto">
                     <a:xfrm>
                       <a:off x="0" y="0"/>
-                      <a:ext cx="2895600" cy="3111500"/>
+                      <a:ext cx="1876114" cy="2015999"/>
                     </a:xfrm>
                     <a:prstGeom prst="rect">
                       <a:avLst/>
@@ -21829,7 +21829,7 @@
       <w:r>
         <w:drawing>
           <wp:inline>
-            <wp:extent cx="3240000" cy="2935570"/>
+            <wp:extent cx="2015999" cy="1826577"/>
             <wp:effectExtent b="0" l="0" r="0" t="0"/>
             <wp:docPr descr="" title="" id="82" name="Picture"/>
             <a:graphic>
@@ -21850,7 +21850,7 @@
                   <pic:spPr bwMode="auto">
                     <a:xfrm>
                       <a:off x="0" y="0"/>
-                      <a:ext cx="3240000" cy="2935570"/>
+                      <a:ext cx="2015999" cy="1826577"/>
                     </a:xfrm>
                     <a:prstGeom prst="rect">
                       <a:avLst/>
@@ -22057,7 +22057,7 @@
       <w:r>
         <w:drawing>
           <wp:inline>
-            <wp:extent cx="2197100" cy="2438400"/>
+            <wp:extent cx="1816499" cy="2015999"/>
             <wp:effectExtent b="0" l="0" r="0" t="0"/>
             <wp:docPr descr="" title="" id="85" name="Picture"/>
             <a:graphic>
@@ -22078,7 +22078,7 @@
                   <pic:spPr bwMode="auto">
                     <a:xfrm>
                       <a:off x="0" y="0"/>
-                      <a:ext cx="2197100" cy="2438400"/>
+                      <a:ext cx="1816499" cy="2015999"/>
                     </a:xfrm>
                     <a:prstGeom prst="rect">
                       <a:avLst/>
@@ -23426,7 +23426,7 @@
       <w:r>
         <w:drawing>
           <wp:inline>
-            <wp:extent cx="2908300" cy="2451100"/>
+            <wp:extent cx="2015999" cy="1699074"/>
             <wp:effectExtent b="0" l="0" r="0" t="0"/>
             <wp:docPr descr="" title="" id="91" name="Picture"/>
             <a:graphic>
@@ -23447,7 +23447,7 @@
                   <pic:spPr bwMode="auto">
                     <a:xfrm>
                       <a:off x="0" y="0"/>
-                      <a:ext cx="2908300" cy="2451100"/>
+                      <a:ext cx="2015999" cy="1699074"/>
                     </a:xfrm>
                     <a:prstGeom prst="rect">
                       <a:avLst/>
@@ -25086,7 +25086,7 @@
       <w:r>
         <w:drawing>
           <wp:inline>
-            <wp:extent cx="3600000" cy="843514"/>
+            <wp:extent cx="2520000" cy="590460"/>
             <wp:effectExtent b="0" l="0" r="0" t="0"/>
             <wp:docPr descr="" title="" id="94" name="Picture"/>
             <a:graphic>
@@ -25107,7 +25107,7 @@
                   <pic:spPr bwMode="auto">
                     <a:xfrm>
                       <a:off x="0" y="0"/>
-                      <a:ext cx="3600000" cy="843514"/>
+                      <a:ext cx="2520000" cy="590460"/>
                     </a:xfrm>
                     <a:prstGeom prst="rect">
                       <a:avLst/>
@@ -26391,7 +26391,7 @@
       <w:r>
         <w:drawing>
           <wp:inline>
-            <wp:extent cx="3600000" cy="2671458"/>
+            <wp:extent cx="2520000" cy="1870021"/>
             <wp:effectExtent b="0" l="0" r="0" t="0"/>
             <wp:docPr descr="" title="" id="101" name="Picture"/>
             <a:graphic>
@@ -26412,7 +26412,7 @@
                   <pic:spPr bwMode="auto">
                     <a:xfrm>
                       <a:off x="0" y="0"/>
-                      <a:ext cx="3600000" cy="2671458"/>
+                      <a:ext cx="2520000" cy="1870021"/>
                     </a:xfrm>
                     <a:prstGeom prst="rect">
                       <a:avLst/>
@@ -26506,7 +26506,7 @@
       <w:r>
         <w:drawing>
           <wp:inline>
-            <wp:extent cx="2057400" cy="2260600"/>
+            <wp:extent cx="1834786" cy="2015999"/>
             <wp:effectExtent b="0" l="0" r="0" t="0"/>
             <wp:docPr descr="" title="" id="104" name="Picture"/>
             <a:graphic>
@@ -26527,7 +26527,7 @@
                   <pic:spPr bwMode="auto">
                     <a:xfrm>
                       <a:off x="0" y="0"/>
-                      <a:ext cx="2057400" cy="2260600"/>
+                      <a:ext cx="1834786" cy="2015999"/>
                     </a:xfrm>
                     <a:prstGeom prst="rect">
                       <a:avLst/>
